--- a/docs/00_thesis/chapters/03_第三章_問題定義.docx
+++ b/docs/00_thesis/chapters/03_第三章_問題定義.docx
@@ -378,7 +378,7 @@
         <w:rPr>
           <w:rFonts w:hint="eastAsia"/>
         </w:rPr>
-        <w:t xml:space="preserve">Learning）是否優於分別預測單一疾病（Single-Task</w:t>
+        <w:t xml:space="preserve">Learning）相較於分別預測單一疾病（Single-Task</w:t>
       </w:r>
       <w:r>
         <w:t xml:space="preserve"> </w:t>
@@ -387,7 +387,7 @@
         <w:rPr>
           <w:rFonts w:hint="eastAsia"/>
         </w:rPr>
-        <w:t xml:space="preserve">Learning）？</w:t>
+        <w:t xml:space="preserve">Learning），在預測性能與訓練效率上有何差異？</w:t>
       </w:r>
     </w:p>
     <w:p>
